--- a/Commandes.docx
+++ b/Commandes.docx
@@ -18,59 +18,27 @@
       </w:r>
     </w:p>
     <w:p>
-      <w:proofErr w:type="gramStart"/>
-      <w:r>
-        <w:t>git</w:t>
-      </w:r>
-      <w:proofErr w:type="gramEnd"/>
-      <w:r>
-        <w:t xml:space="preserve"> </w:t>
-      </w:r>
-      <w:proofErr w:type="spellStart"/>
-      <w:proofErr w:type="gramStart"/>
-      <w:r>
-        <w:t>add</w:t>
-      </w:r>
-      <w:proofErr w:type="spellEnd"/>
-      <w:r>
-        <w:t xml:space="preserve"> .</w:t>
-      </w:r>
-      <w:proofErr w:type="gramEnd"/>
+      <w:r>
+        <w:t>git add .</w:t>
+      </w:r>
     </w:p>
     <w:p>
-      <w:proofErr w:type="gramStart"/>
-      <w:r>
-        <w:t>git</w:t>
-      </w:r>
-      <w:proofErr w:type="gramEnd"/>
-      <w:r>
-        <w:t xml:space="preserve"> commit -m "</w:t>
-      </w:r>
-      <w:proofErr w:type="spellStart"/>
-      <w:r>
-        <w:t>modif</w:t>
-      </w:r>
-      <w:proofErr w:type="spellEnd"/>
-      <w:r>
-        <w:t xml:space="preserve"> </w:t>
-      </w:r>
-      <w:proofErr w:type="spellStart"/>
+      <w:r>
+        <w:t>git commit -m "</w:t>
+      </w:r>
+      <w:r>
+        <w:t xml:space="preserve">modif </w:t>
+      </w:r>
       <w:r>
         <w:t>supabaseclient</w:t>
       </w:r>
-      <w:proofErr w:type="spellEnd"/>
       <w:r>
         <w:t>"</w:t>
       </w:r>
     </w:p>
     <w:p>
-      <w:proofErr w:type="gramStart"/>
-      <w:r>
-        <w:t>git</w:t>
-      </w:r>
-      <w:proofErr w:type="gramEnd"/>
-      <w:r>
-        <w:t xml:space="preserve"> push</w:t>
+      <w:r>
+        <w:t>git push</w:t>
       </w:r>
     </w:p>
     <w:p/>
@@ -90,35 +58,18 @@
       </w:r>
     </w:p>
     <w:p>
-      <w:proofErr w:type="spellStart"/>
-      <w:r>
-        <w:t>localStorage.clear</w:t>
-      </w:r>
-      <w:proofErr w:type="spellEnd"/>
-      <w:r>
-        <w:t xml:space="preserve">() </w:t>
+      <w:r>
+        <w:t xml:space="preserve">localStorage.clear() </w:t>
       </w:r>
     </w:p>
     <w:p>
-      <w:proofErr w:type="spellStart"/>
-      <w:r>
-        <w:t>sessionStorage.clear</w:t>
-      </w:r>
-      <w:proofErr w:type="spellEnd"/>
-      <w:r>
-        <w:t xml:space="preserve">() </w:t>
+      <w:r>
+        <w:t xml:space="preserve">sessionStorage.clear() </w:t>
       </w:r>
     </w:p>
     <w:p>
-      <w:proofErr w:type="spellStart"/>
-      <w:proofErr w:type="gramStart"/>
-      <w:r>
-        <w:t>location.reload</w:t>
-      </w:r>
-      <w:proofErr w:type="spellEnd"/>
-      <w:proofErr w:type="gramEnd"/>
-      <w:r>
-        <w:t>()</w:t>
+      <w:r>
+        <w:t>location.reload()</w:t>
       </w:r>
     </w:p>
     <w:p/>
@@ -160,7 +111,15 @@
         </w:numPr>
       </w:pPr>
       <w:r>
-        <w:t>Mettre que la date de la tache en conflit</w:t>
+        <w:t>Pouvoir déplacer une tache dans le tableau général</w:t>
+      </w:r>
+      <w:r>
+        <w:br/>
+      </w:r>
+    </w:p>
+    <w:p>
+      <w:r>
+        <w:t>Point à revoir Social hub :</w:t>
       </w:r>
     </w:p>
     <w:p>
@@ -172,15 +131,7 @@
         </w:numPr>
       </w:pPr>
       <w:r>
-        <w:t>Pouvoir cocher que le conflit est géré</w:t>
-      </w:r>
-      <w:r>
-        <w:br/>
-      </w:r>
-    </w:p>
-    <w:p>
-      <w:r>
-        <w:t>Point à revoir Social hub :</w:t>
+        <w:t>Lien avec réseau</w:t>
       </w:r>
     </w:p>
     <w:p>
@@ -192,7 +143,7 @@
         </w:numPr>
       </w:pPr>
       <w:r>
-        <w:t>Lien avec réseau</w:t>
+        <w:t>Modifier site web et mettre actu et réalisation</w:t>
       </w:r>
     </w:p>
     <w:p>
@@ -204,60 +155,14 @@
         </w:numPr>
       </w:pPr>
       <w:r>
-        <w:t>Modifier site web et mettre actu et réalisation</w:t>
-      </w:r>
-    </w:p>
-    <w:p>
-      <w:pPr>
-        <w:pStyle w:val="Paragraphedeliste"/>
-        <w:numPr>
-          <w:ilvl w:val="0"/>
-          <w:numId w:val="5"/>
-        </w:numPr>
-      </w:pPr>
-      <w:r>
-        <w:t xml:space="preserve">Créer une base </w:t>
-      </w:r>
-      <w:proofErr w:type="spellStart"/>
-      <w:r>
-        <w:t>supabase</w:t>
-      </w:r>
-      <w:proofErr w:type="spellEnd"/>
-      <w:r>
-        <w:t xml:space="preserve"> + lien boite</w:t>
+        <w:t>Créer une base supabase + lien boite</w:t>
       </w:r>
     </w:p>
     <w:p/>
     <w:p>
-      <w:proofErr w:type="gramStart"/>
-      <w:r>
-        <w:t>git</w:t>
-      </w:r>
-      <w:proofErr w:type="gramEnd"/>
-      <w:r>
-        <w:t xml:space="preserve"> </w:t>
-      </w:r>
-      <w:proofErr w:type="spellStart"/>
-      <w:r>
-        <w:t>remote</w:t>
-      </w:r>
-      <w:proofErr w:type="spellEnd"/>
-      <w:r>
-        <w:t xml:space="preserve"> </w:t>
-      </w:r>
-      <w:proofErr w:type="spellStart"/>
-      <w:r>
-        <w:t>add</w:t>
-      </w:r>
-      <w:proofErr w:type="spellEnd"/>
-      <w:r>
-        <w:t xml:space="preserve"> </w:t>
-      </w:r>
-      <w:proofErr w:type="spellStart"/>
-      <w:r>
-        <w:t>origin</w:t>
-      </w:r>
-      <w:proofErr w:type="spellEnd"/>
+      <w:r>
+        <w:t>git remote add origin</w:t>
+      </w:r>
       <w:r>
         <w:t xml:space="preserve"> </w:t>
       </w:r>

--- a/Commandes.docx
+++ b/Commandes.docx
@@ -18,27 +18,59 @@
       </w:r>
     </w:p>
     <w:p>
-      <w:r>
-        <w:t>git add .</w:t>
-      </w:r>
+      <w:proofErr w:type="gramStart"/>
+      <w:r>
+        <w:t>git</w:t>
+      </w:r>
+      <w:proofErr w:type="gramEnd"/>
+      <w:r>
+        <w:t xml:space="preserve"> </w:t>
+      </w:r>
+      <w:proofErr w:type="spellStart"/>
+      <w:proofErr w:type="gramStart"/>
+      <w:r>
+        <w:t>add</w:t>
+      </w:r>
+      <w:proofErr w:type="spellEnd"/>
+      <w:r>
+        <w:t xml:space="preserve"> .</w:t>
+      </w:r>
+      <w:proofErr w:type="gramEnd"/>
     </w:p>
     <w:p>
-      <w:r>
-        <w:t>git commit -m "</w:t>
-      </w:r>
-      <w:r>
-        <w:t xml:space="preserve">modif </w:t>
-      </w:r>
-      <w:r>
-        <w:t>supabaseclient</w:t>
-      </w:r>
+      <w:proofErr w:type="gramStart"/>
+      <w:r>
+        <w:t>git</w:t>
+      </w:r>
+      <w:proofErr w:type="gramEnd"/>
+      <w:r>
+        <w:t xml:space="preserve"> commit -m "</w:t>
+      </w:r>
+      <w:proofErr w:type="spellStart"/>
+      <w:r>
+        <w:t>modif</w:t>
+      </w:r>
+      <w:proofErr w:type="spellEnd"/>
+      <w:r>
+        <w:t xml:space="preserve"> </w:t>
+      </w:r>
+      <w:proofErr w:type="spellStart"/>
+      <w:r>
+        <w:t>authprovider</w:t>
+      </w:r>
+      <w:proofErr w:type="spellEnd"/>
       <w:r>
         <w:t>"</w:t>
       </w:r>
     </w:p>
     <w:p>
-      <w:r>
-        <w:t>git push</w:t>
+      <w:proofErr w:type="gramStart"/>
+      <w:r>
+        <w:t>git</w:t>
+      </w:r>
+      <w:proofErr w:type="gramEnd"/>
+      <w:r>
+        <w:t xml:space="preserve"> push</w:t>
       </w:r>
     </w:p>
     <w:p/>
@@ -58,18 +90,35 @@
       </w:r>
     </w:p>
     <w:p>
-      <w:r>
-        <w:t xml:space="preserve">localStorage.clear() </w:t>
+      <w:proofErr w:type="spellStart"/>
+      <w:r>
+        <w:t>localStorage.clear</w:t>
+      </w:r>
+      <w:proofErr w:type="spellEnd"/>
+      <w:r>
+        <w:t xml:space="preserve">() </w:t>
       </w:r>
     </w:p>
     <w:p>
-      <w:r>
-        <w:t xml:space="preserve">sessionStorage.clear() </w:t>
+      <w:proofErr w:type="spellStart"/>
+      <w:r>
+        <w:t>sessionStorage.clear</w:t>
+      </w:r>
+      <w:proofErr w:type="spellEnd"/>
+      <w:r>
+        <w:t xml:space="preserve">() </w:t>
       </w:r>
     </w:p>
     <w:p>
-      <w:r>
-        <w:t>location.reload()</w:t>
+      <w:proofErr w:type="spellStart"/>
+      <w:proofErr w:type="gramStart"/>
+      <w:r>
+        <w:t>location.reload</w:t>
+      </w:r>
+      <w:proofErr w:type="spellEnd"/>
+      <w:proofErr w:type="gramEnd"/>
+      <w:r>
+        <w:t>()</w:t>
       </w:r>
     </w:p>
     <w:p/>
@@ -155,14 +204,48 @@
         </w:numPr>
       </w:pPr>
       <w:r>
-        <w:t>Créer une base supabase + lien boite</w:t>
+        <w:t xml:space="preserve">Créer une base </w:t>
+      </w:r>
+      <w:proofErr w:type="spellStart"/>
+      <w:r>
+        <w:t>supabase</w:t>
+      </w:r>
+      <w:proofErr w:type="spellEnd"/>
+      <w:r>
+        <w:t xml:space="preserve"> + lien boite</w:t>
       </w:r>
     </w:p>
     <w:p/>
     <w:p>
-      <w:r>
-        <w:t>git remote add origin</w:t>
-      </w:r>
+      <w:proofErr w:type="gramStart"/>
+      <w:r>
+        <w:t>git</w:t>
+      </w:r>
+      <w:proofErr w:type="gramEnd"/>
+      <w:r>
+        <w:t xml:space="preserve"> </w:t>
+      </w:r>
+      <w:proofErr w:type="spellStart"/>
+      <w:r>
+        <w:t>remote</w:t>
+      </w:r>
+      <w:proofErr w:type="spellEnd"/>
+      <w:r>
+        <w:t xml:space="preserve"> </w:t>
+      </w:r>
+      <w:proofErr w:type="spellStart"/>
+      <w:r>
+        <w:t>add</w:t>
+      </w:r>
+      <w:proofErr w:type="spellEnd"/>
+      <w:r>
+        <w:t xml:space="preserve"> </w:t>
+      </w:r>
+      <w:proofErr w:type="spellStart"/>
+      <w:r>
+        <w:t>origin</w:t>
+      </w:r>
+      <w:proofErr w:type="spellEnd"/>
       <w:r>
         <w:t xml:space="preserve"> </w:t>
       </w:r>

--- a/Commandes.docx
+++ b/Commandes.docx
@@ -160,7 +160,7 @@
         </w:numPr>
       </w:pPr>
       <w:r>
-        <w:t>Pouvoir déplacer une tache dans le tableau général</w:t>
+        <w:t>Mettre commentaire à coté planning ?</w:t>
       </w:r>
       <w:r>
         <w:br/>

--- a/Commandes.docx
+++ b/Commandes.docx
@@ -46,19 +46,9 @@
       <w:r>
         <w:t xml:space="preserve"> commit -m "</w:t>
       </w:r>
-      <w:proofErr w:type="spellStart"/>
-      <w:r>
-        <w:t>modif</w:t>
-      </w:r>
-      <w:proofErr w:type="spellEnd"/>
-      <w:r>
-        <w:t xml:space="preserve"> </w:t>
-      </w:r>
-      <w:proofErr w:type="spellStart"/>
-      <w:r>
-        <w:t>authprovider</w:t>
-      </w:r>
-      <w:proofErr w:type="spellEnd"/>
+      <w:r>
+        <w:t>ajout onglet marché de travaux</w:t>
+      </w:r>
       <w:r>
         <w:t>"</w:t>
       </w:r>

--- a/Commandes.docx
+++ b/Commandes.docx
@@ -47,7 +47,7 @@
         <w:t xml:space="preserve"> commit -m "</w:t>
       </w:r>
       <w:r>
-        <w:t>ajout onglet marché de travaux</w:t>
+        <w:t>ajout des mails</w:t>
       </w:r>
       <w:r>
         <w:t>"</w:t>

--- a/Commandes.docx
+++ b/Commandes.docx
@@ -63,6 +63,7 @@
         <w:t xml:space="preserve"> push</w:t>
       </w:r>
     </w:p>
+    <w:p/>
     <w:p/>
     <w:p>
       <w:pPr>

--- a/Commandes.docx
+++ b/Commandes.docx
@@ -46,9 +46,19 @@
       <w:r>
         <w:t xml:space="preserve"> commit -m "</w:t>
       </w:r>
-      <w:r>
-        <w:t>ajout des mails</w:t>
-      </w:r>
+      <w:proofErr w:type="spellStart"/>
+      <w:r>
+        <w:t>modif</w:t>
+      </w:r>
+      <w:proofErr w:type="spellEnd"/>
+      <w:r>
+        <w:t xml:space="preserve"> </w:t>
+      </w:r>
+      <w:proofErr w:type="spellStart"/>
+      <w:r>
+        <w:t>Authprovider</w:t>
+      </w:r>
+      <w:proofErr w:type="spellEnd"/>
       <w:r>
         <w:t>"</w:t>
       </w:r>

--- a/Commandes.docx
+++ b/Commandes.docx
@@ -54,11 +54,9 @@
       <w:r>
         <w:t xml:space="preserve"> </w:t>
       </w:r>
-      <w:proofErr w:type="spellStart"/>
-      <w:r>
-        <w:t>Authprovider</w:t>
-      </w:r>
-      <w:proofErr w:type="spellEnd"/>
+      <w:r>
+        <w:t>proposition</w:t>
+      </w:r>
       <w:r>
         <w:t>"</w:t>
       </w:r>
